--- a/deliverables/final_presentation/오이소창원_본선_심사위원_예상질문20_20261010.docx
+++ b/deliverables/final_presentation/오이소창원_본선_심사위원_예상질문20_20261010.docx
@@ -2433,7 +2433,7 @@
           <w:sz w:val="21"/>
           <w:szCs w:val="19"/>
         </w:rPr>
-        <w:t xml:space="preserve">네, 모두 기술명세서와 「출처·AI 활용 신고서」에 모델명과 사용 범위를 공개했습니다. 개발에는 Claude·ChatGPT·Codex 등을 코드·문서 보조로, 로고 시안에는 이미지 생성 AI(gpt-image-2)를 썼고, 본선 발표 PPT와 1번 영상은 NotebookLM(이미영), 썸네일·엔딩 이미지는 ChatGPT GPT 솔라이트 6.1(이미영), 2번 영상 음향·편집은 비디오스튜(이혜경)를 썼습니다. 2번 영상의 앱 화면은 실제 앱을 녹화(조준수)한 것이고, 기획·데이터 검증·채택·검수는 사람이 했습니다.</w:t>
+        <w:t xml:space="preserve">네, 모두 기술명세서와 「출처·AI 활용 신고서」에 모델명과 사용 범위를 공개했습니다. 개발에는 Claude·ChatGPT·Codex 등을 코드·문서 보조로, 로고 시안에는 이미지 생성 AI(gpt-image-2)를 썼고, 본선 발표 PPT와 1번 영상은 NotebookLM(이미영), 썸네일·엔딩 이미지는 ChatGPT GPT 솔라이트 6.1(이미영), 2번 영상 음향·편집은 비디오스튜(이혜경)를 썼습니다. 기획·데이터 검증·채택·검수는 사람이 했습니다.</w:t>
       </w:r>
     </w:p>
     <w:p>

--- a/deliverables/final_presentation/오이소창원_본선_심사위원_예상질문20_20261010.docx
+++ b/deliverables/final_presentation/오이소창원_본선_심사위원_예상질문20_20261010.docx
@@ -2433,7 +2433,7 @@
           <w:sz w:val="21"/>
           <w:szCs w:val="19"/>
         </w:rPr>
-        <w:t xml:space="preserve">네, 모두 기술명세서와 「출처·AI 활용 신고서」에 모델명과 사용 범위를 공개했습니다. 개발에는 Claude·ChatGPT·Codex 등을 코드·문서 보조로, 로고 시안에는 이미지 생성 AI(gpt-image-2)를 썼고, 본선 발표 PPT와 1번 영상은 NotebookLM(이미영), 썸네일·엔딩 이미지는 ChatGPT GPT 솔라이트 6.1(이미영), 2번 영상 음향·편집은 비디오스튜(이혜경)를 썼습니다. 기획·데이터 검증·채택·검수는 사람이 했습니다.</w:t>
+        <w:t xml:space="preserve">네, 모두 기술명세서와 「출처·AI 활용 신고서」에 모델명과 사용 범위를 공개했습니다. 개발에는 Claude·ChatGPT·Codex 등을 코드·문서 보조로, 로고 시안에는 이미지 생성 AI(gpt-image-2)를 썼고, 본선 발표 PPT와 1번 영상은 NotebookLM(이미영)으로 만들었고, 2번 영상은 조준수가 실제 앱 화면을 녹화(AI 없음)한 원본에 이미영이 ChatGPT GPT 솔라이트 6.1로 만든 썸네일·엔딩과 이혜경이 비디오스튜로 넣은 배경음악 등을 더해 편집했습니다. 기획·데이터 검증·채택·검수는 사람이 했습니다.</w:t>
       </w:r>
     </w:p>
     <w:p>

--- a/deliverables/final_presentation/오이소창원_본선_심사위원_예상질문20_20261010.docx
+++ b/deliverables/final_presentation/오이소창원_본선_심사위원_예상질문20_20261010.docx
@@ -2433,7 +2433,7 @@
           <w:sz w:val="21"/>
           <w:szCs w:val="19"/>
         </w:rPr>
-        <w:t xml:space="preserve">네, 모두 기술명세서와 「출처·AI 활용 신고서」에 모델명과 사용 범위를 공개했습니다. 개발에는 Claude·ChatGPT·Codex 등을 코드·문서 보조로, 로고 시안에는 이미지 생성 AI(gpt-image-2)를 썼고, 본선 발표 PPT와 1번 영상은 NotebookLM(이미영)으로 만들었고, 2번 영상은 조준수가 실제 앱 화면을 녹화(AI 없음)한 원본에 이미영이 ChatGPT GPT 솔라이트 6.1로 만든 썸네일·엔딩과 이혜경이 비디오스튜로 넣은 배경음악 등을 더해 편집했습니다. 기획·데이터 검증·채택·검수는 사람이 했습니다.</w:t>
+        <w:t xml:space="preserve">네, 모두 기술명세서와 「출처·AI 활용 신고서」에 모델명과 사용 범위를 공개했습니다. 개발에는 Claude·ChatGPT·Codex 등을 코드·문서 보조로, 로고 시안에는 이미지 생성 AI(gpt-image-2)를 썼고, 본선 발표 PPT와 1번 영상은 NotebookLM(이미영)으로 만들었고, 2번 영상은 조준수의 실제 앱 화면 녹화 영상(2분 57초)에 이미영이 ChatGPT GPT 솔라이트 6.1로 만든 썸네일·엔딩 이미지를 더하고, 이혜경이 비디오스튜에서 세 가지를 하나로 합친 뒤 배경음악을 넣었습니다. 기획·데이터 검증·채택·검수는 사람이 했습니다.</w:t>
       </w:r>
     </w:p>
     <w:p>

--- a/deliverables/final_presentation/오이소창원_본선_심사위원_예상질문20_20261010.docx
+++ b/deliverables/final_presentation/오이소창원_본선_심사위원_예상질문20_20261010.docx
@@ -2433,7 +2433,7 @@
           <w:sz w:val="21"/>
           <w:szCs w:val="19"/>
         </w:rPr>
-        <w:t xml:space="preserve">네, 모두 기술명세서와 「출처·AI 활용 신고서」에 모델명과 사용 범위를 공개했습니다. 개발에는 Claude·ChatGPT·Codex 등을 코드·문서 보조로, 로고 시안에는 이미지 생성 AI(gpt-image-2)를 썼고, 본선 발표 PPT와 1번 영상은 NotebookLM(이미영)으로 만들었고, 2번 영상은 조준수의 실제 앱 화면 녹화 영상(2분 57초)에 이미영이 ChatGPT GPT 솔라이트 6.1로 만든 썸네일·엔딩 이미지를 더하고, 이혜경이 비디오스튜에서 세 가지를 하나로 합친 뒤 배경음악을 넣었습니다. 기획·데이터 검증·채택·검수는 사람이 했습니다.</w:t>
+        <w:t xml:space="preserve">네, 모두 기술명세서와 「출처·AI 활용 신고서」에 모델명과 사용 범위를 공개했습니다. 개발에는 Claude·ChatGPT·Codex 등을 코드·문서 보조로, 로고 시안에는 이미지 생성 AI(gpt-image-2)를 썼고, 본선 발표 PPT와 1번 영상은 NotebookLM(이미영)으로 만들었고, 2번 영상은 조준수의 실제 앱 화면 녹화 영상(2분 57초)에 이미영이 ChatGPT GPT 솔라이트 6.1로 만든 썸네일·엔딩 이미지를 더하고, 이혜경이 비디오스튜에서 세 가지(썸네일·시연영상·엔딩)를 하나로 합친 뒤 배경음악과 자동 장면 전환을 넣었습니다. 기획·데이터 검증·채택·검수는 사람이 했습니다.</w:t>
       </w:r>
     </w:p>
     <w:p>
